--- a/insanceara.docx
+++ b/insanceara.docx
@@ -31,11 +31,7 @@
       </w:pPr>
       <w:r>
         <w:rPr/>
-        <w:t xml:space="preserve">João Victor Batista Lopes – </w:t>
-      </w:r>
-      <w:r>
-        <w:rPr/>
-        <w:t>Assessor Técnico</w:t>
+        <w:t>João Victor Batista Lopes – Assessor Técnico</w:t>
       </w:r>
     </w:p>
     <w:p>
@@ -4151,9 +4147,46 @@
                 </wp:inline>
               </w:drawing>
             </w:r>
+            <w:bookmarkEnd w:id="12"/>
+          </w:p>
+          <w:p>
+            <w:pPr>
+              <w:pStyle w:val="Anotao"/>
+              <w:spacing w:before="36" w:after="36"/>
+              <w:jc w:val="left"/>
+              <w:rPr>
+                <w:i/>
+                <w:i/>
+                <w:iCs/>
+              </w:rPr>
+            </w:pPr>
             <w:bookmarkStart w:id="13" w:name="Xef46e10403bab8b4487a9a28b4ba11e106fe042"/>
-            <w:bookmarkEnd w:id="12"/>
             <w:bookmarkEnd w:id="13"/>
+            <w:r>
+              <w:rPr>
+                <w:i/>
+                <w:iCs/>
+              </w:rPr>
+              <w:t>Fonte: PNAD Contínua IBGE</w:t>
+            </w:r>
+          </w:p>
+          <w:p>
+            <w:pPr>
+              <w:pStyle w:val="Anotao"/>
+              <w:spacing w:before="36" w:after="36"/>
+              <w:jc w:val="left"/>
+              <w:rPr>
+                <w:i/>
+                <w:i/>
+                <w:iCs/>
+              </w:rPr>
+            </w:pPr>
+            <w:r>
+              <w:rPr>
+                <w:i/>
+                <w:iCs/>
+              </w:rPr>
+            </w:r>
           </w:p>
         </w:tc>
       </w:tr>
@@ -4163,12 +4196,9 @@
         <w:pStyle w:val="Heading2"/>
         <w:rPr/>
       </w:pPr>
-      <w:bookmarkStart w:id="14" w:name="considerações-finais"/>
-      <w:r>
-        <w:rPr/>
-        <w:t>Considerações finais</w:t>
-      </w:r>
-      <w:bookmarkEnd w:id="14"/>
+      <w:r>
+        <w:rPr/>
+      </w:r>
     </w:p>
     <w:p>
       <w:pPr>
@@ -4177,6 +4207,23 @@
       </w:pPr>
       <w:r>
         <w:rPr/>
+        <w:t>Conclusão</w:t>
+      </w:r>
+    </w:p>
+    <w:p>
+      <w:pPr>
+        <w:pStyle w:val="BodyText"/>
+        <w:rPr/>
+      </w:pPr>
+      <w:r>
+        <w:rPr/>
+        <w:t>Os dados apresentados pela PNAD Contínua de 2024 revelam uma evolução positiva e significativa na segurança alimentar no estado do Ceará, que atingiu seu maior patamar histórico desde o início da série em 2004. A redução em todos os graus de insegurança alimentar, especialmente na forma grave (fome), representa um avanço concreto, retirando milhares de cearenses da situação mais crítica de privação de alimentos. Este movimento de melhoria foi observado tanto na zona urbana quanto na rural e em diversos grupos populacionais.</w:t>
+        <w:br/>
+        <w:br/>
+        <w:t>No entanto, os resultados também evidenciam a persistência de profundas desigualdades que estruturam o acesso à alimentação no estado. As disparidades entre o Ceará e a média nacional, assim como entre as regiões do próprio estado — com destaque para a pior situação no Litoral Oriental/Vale do Jaguaribe e nos Sertões —, mostram que os avanços não são homogêneos. Além disso, características do responsável pelo domicílio, como ser mulher, preto ou pardo, ter baixa escolaridade e renda familiar per capita reduzida, continuam sendo fatores fortemente associados a uma maior prevalência de insegurança alimentar, inclusive em seu grau mais severo.</w:t>
+        <w:br/>
+        <w:br/>
+        <w:t>Portanto, conclui-se que, embora o Ceará esteja no caminho certo e tenha superado a média do Nordeste, os desafios permanecem substantivos. Aproximadamente um terço da população ainda vive em domicílios com algum grau de insegurança alimentar, sendo necessárias políticas públicas continuadas e focalizadas nos territórios e nos grupos sociais mais vulneráveis. A consolidação e a ampliação dos progressos alcançados dependem do enfrentamento das desigualdades socioeconômicas e regionais, garantindo que o direito humano à alimentação adequada seja uma realidade para todos os cearenses.</w:t>
       </w:r>
       <w:r>
         <w:br w:type="page"/>
@@ -4781,7 +4828,7 @@
         <w:pStyle w:val="Anotao"/>
         <w:rPr/>
       </w:pPr>
-      <w:bookmarkStart w:id="15" w:name="Xe2f3b0afda7c9997081faa0ec24836707ddec95"/>
+      <w:bookmarkStart w:id="14" w:name="Xe2f3b0afda7c9997081faa0ec24836707ddec95"/>
       <w:r>
         <w:rPr>
           <w:i/>
@@ -4789,7 +4836,7 @@
         </w:rPr>
         <w:t>Fonte: Brasil, Ministério do Desenvolvimento Social e Combate à Fome. Nota Técnica DA/SAGI/MDS nº 128/2010: Relatório da Oficina Técnica para análise da Escala Brasileira de Medida Domiciliar de Insegurança Alimentar. Brasília: SAGI/DA, 30/08/2010</w:t>
       </w:r>
-      <w:bookmarkEnd w:id="15"/>
+      <w:bookmarkEnd w:id="14"/>
     </w:p>
     <w:p>
       <w:pPr>
@@ -5108,7 +5155,7 @@
         <w:pStyle w:val="Anotao"/>
         <w:rPr/>
       </w:pPr>
-      <w:bookmarkStart w:id="16" w:name="X730dcf0537b85456e47e6963c962ca41e1aa01e"/>
+      <w:bookmarkStart w:id="15" w:name="X730dcf0537b85456e47e6963c962ca41e1aa01e"/>
       <w:r>
         <w:rPr>
           <w:i/>
@@ -5116,7 +5163,7 @@
         </w:rPr>
         <w:t>Fonte: Brasil. Ministério do Desenvolvimento Social e Combate à Fome. Nota Técnica DA/SAGI/MDS nº 128/2010: Relatório da Oficina Técnica para Análise da Escala Brasileira de Medida Domiciliar de Insegurança Alimentar. Brasília: SAGI/DA, 30 ago. 2010.</w:t>
       </w:r>
-      <w:bookmarkEnd w:id="16"/>
+      <w:bookmarkEnd w:id="15"/>
     </w:p>
     <w:p>
       <w:pPr>
@@ -5433,7 +5480,7 @@
         <w:pStyle w:val="Anotao"/>
         <w:rPr/>
       </w:pPr>
-      <w:bookmarkStart w:id="17" w:name="X8fd1f6ae25e760f9807dea5e6d9eb55256fc9c7"/>
+      <w:bookmarkStart w:id="16" w:name="X8fd1f6ae25e760f9807dea5e6d9eb55256fc9c7"/>
       <w:r>
         <w:rPr>
           <w:i/>
@@ -5441,7 +5488,7 @@
         </w:rPr>
         <w:t>Fonte: Instituto Brasileiro de Geografia e Estatística (IBGE).</w:t>
       </w:r>
-      <w:bookmarkEnd w:id="17"/>
+      <w:bookmarkEnd w:id="16"/>
     </w:p>
     <w:sectPr>
       <w:type w:val="nextPage"/>
